--- a/docs/Guide Anagrafiche Clienti, Fornitori, Indirizzi/Come salvare dati Gemina su ERP.docx
+++ b/docs/Guide Anagrafiche Clienti, Fornitori, Indirizzi/Come salvare dati Gemina su ERP.docx
@@ -81,21 +81,7 @@
           <w:noProof w:val="0"/>
           <w:lang w:val="it-IT"/>
         </w:rPr>
-        <w:t xml:space="preserve">1. Il Database: La Tabella </w:t>
-      </w:r>
-      <w:r>
-        <w:rPr>
-          <w:noProof w:val="0"/>
-          <w:lang w:val="it-IT"/>
-        </w:rPr>
-        <w:t>aziende_interne</w:t>
-      </w:r>
-      <w:r>
-        <w:rPr>
-          <w:noProof w:val="0"/>
-          <w:lang w:val="it-IT"/>
-        </w:rPr>
-        <w:t xml:space="preserve"> (Nuova)</w:t>
+        <w:t>1. Il Database: La Tabella aziende_interne (Nuova)</w:t>
       </w:r>
     </w:p>
     <w:p xmlns:wp14="http://schemas.microsoft.com/office/word/2010/wordml" wp14:paraId="2AE15600" wp14:textId="60339586">
@@ -107,37 +93,7 @@
           <w:szCs w:val="24"/>
           <w:lang w:val="it-IT"/>
         </w:rPr>
-        <w:t xml:space="preserve">Invece di </w:t>
-      </w:r>
-      <w:r>
-        <w:rPr>
-          <w:rFonts w:ascii="Aptos" w:hAnsi="Aptos" w:eastAsia="Aptos" w:cs="Aptos"/>
-          <w:noProof w:val="0"/>
-          <w:sz w:val="24"/>
-          <w:szCs w:val="24"/>
-          <w:lang w:val="it-IT"/>
-        </w:rPr>
-        <w:t>hardcodare</w:t>
-      </w:r>
-      <w:r>
-        <w:rPr>
-          <w:rFonts w:ascii="Aptos" w:hAnsi="Aptos" w:eastAsia="Aptos" w:cs="Aptos"/>
-          <w:noProof w:val="0"/>
-          <w:sz w:val="24"/>
-          <w:szCs w:val="24"/>
-          <w:lang w:val="it-IT"/>
-        </w:rPr>
-        <w:t xml:space="preserve"> i dati</w:t>
-      </w:r>
-      <w:r>
-        <w:rPr>
-          <w:rFonts w:ascii="Aptos" w:hAnsi="Aptos" w:eastAsia="Aptos" w:cs="Aptos"/>
-          <w:noProof w:val="0"/>
-          <w:sz w:val="24"/>
-          <w:szCs w:val="24"/>
-          <w:lang w:val="it-IT"/>
-        </w:rPr>
-        <w:t xml:space="preserve"> in un file di configurazione o in una tabella isolata del db, creiamo una tabella aziende_interne che punta </w:t>
+        <w:t xml:space="preserve">Invece di hardcodare i dati in un file di configurazione o in una tabella isolata del db, creiamo una tabella aziende_interne che punta </w:t>
       </w:r>
       <w:bookmarkStart w:name="_Int_vDQmAc0r" w:id="1152461996"/>
       <w:r>
@@ -884,27 +840,7 @@
           <w:szCs w:val="24"/>
           <w:lang w:val="it-IT"/>
         </w:rPr>
-        <w:t>Perché questa s</w:t>
-      </w:r>
-      <w:r>
-        <w:rPr>
-          <w:rFonts w:ascii="Aptos" w:hAnsi="Aptos" w:eastAsia="Aptos" w:cs="Aptos"/>
-          <w:noProof w:val="0"/>
-          <w:sz w:val="24"/>
-          <w:szCs w:val="24"/>
-          <w:lang w:val="it-IT"/>
-        </w:rPr>
-        <w:t>celta</w:t>
-      </w:r>
-      <w:r>
-        <w:rPr>
-          <w:rFonts w:ascii="Aptos" w:hAnsi="Aptos" w:eastAsia="Aptos" w:cs="Aptos"/>
-          <w:noProof w:val="0"/>
-          <w:sz w:val="24"/>
-          <w:szCs w:val="24"/>
-          <w:lang w:val="it-IT"/>
-        </w:rPr>
-        <w:t>?</w:t>
+        <w:t>Perché questa scelta?</w:t>
       </w:r>
     </w:p>
     <w:p xmlns:wp14="http://schemas.microsoft.com/office/word/2010/wordml" wp14:paraId="76CC7269" wp14:textId="6E231F37">
@@ -933,19 +869,7 @@
           <w:szCs w:val="24"/>
           <w:lang w:val="it-IT"/>
         </w:rPr>
-        <w:t>Riutilizzo totale del codice</w:t>
-      </w:r>
-      <w:r>
-        <w:rPr>
-          <w:rFonts w:ascii="Aptos" w:hAnsi="Aptos" w:eastAsia="Aptos" w:cs="Aptos"/>
-          <w:b w:val="1"/>
-          <w:bCs w:val="1"/>
-          <w:noProof w:val="0"/>
-          <w:sz w:val="24"/>
-          <w:szCs w:val="24"/>
-          <w:lang w:val="it-IT"/>
-        </w:rPr>
-        <w:t>:</w:t>
+        <w:t>Riutilizzo totale del codice:</w:t>
       </w:r>
     </w:p>
     <w:p xmlns:wp14="http://schemas.microsoft.com/office/word/2010/wordml" wp14:paraId="144D7B87" wp14:textId="608CE628">
@@ -972,27 +896,7 @@
           <w:szCs w:val="24"/>
           <w:lang w:val="it-IT"/>
         </w:rPr>
-        <w:t xml:space="preserve">Per la gestione di clienti e fornitori abbiamo già creato una tabella unica </w:t>
-      </w:r>
-      <w:r>
-        <w:rPr>
-          <w:rFonts w:ascii="Aptos" w:hAnsi="Aptos" w:eastAsia="Aptos" w:cs="Aptos"/>
-          <w:noProof w:val="0"/>
-          <w:sz w:val="24"/>
-          <w:szCs w:val="24"/>
-          <w:lang w:val="it-IT"/>
-        </w:rPr>
-        <w:t>clienti_fornitori</w:t>
-      </w:r>
-      <w:r>
-        <w:rPr>
-          <w:rFonts w:ascii="Aptos" w:hAnsi="Aptos" w:eastAsia="Aptos" w:cs="Aptos"/>
-          <w:noProof w:val="0"/>
-          <w:sz w:val="24"/>
-          <w:szCs w:val="24"/>
-          <w:lang w:val="it-IT"/>
-        </w:rPr>
-        <w:t xml:space="preserve"> (e tabelle separate per i dettagli dei clienti e dei fornitori).</w:t>
+        <w:t>Per la gestione di clienti e fornitori abbiamo già creato una tabella unica clienti_fornitori (e tabelle separate per i dettagli dei clienti e dei fornitori).</w:t>
       </w:r>
     </w:p>
     <w:p xmlns:wp14="http://schemas.microsoft.com/office/word/2010/wordml" wp14:paraId="7EB0B71A" wp14:textId="529BCA17">
@@ -1019,17 +923,7 @@
           <w:szCs w:val="24"/>
           <w:lang w:val="it-IT"/>
         </w:rPr>
-        <w:t>Ma anche le aziende interne, come clienti e fornitori hanno</w:t>
-      </w:r>
-      <w:r>
-        <w:rPr>
-          <w:rFonts w:ascii="Aptos" w:hAnsi="Aptos" w:eastAsia="Aptos" w:cs="Aptos"/>
-          <w:noProof w:val="0"/>
-          <w:sz w:val="24"/>
-          <w:szCs w:val="24"/>
-          <w:lang w:val="it-IT"/>
-        </w:rPr>
-        <w:t xml:space="preserve"> una Sede Legale, uffici operativi, e forse un magazzino di spedizione.</w:t>
+        <w:t>Ma anche le aziende interne, come clienti e fornitori hanno una Sede Legale, uffici operativi, e forse un magazzino di spedizione.</w:t>
       </w:r>
     </w:p>
     <w:p xmlns:wp14="http://schemas.microsoft.com/office/word/2010/wordml" wp14:paraId="6133A88B" wp14:textId="49CDB276">
@@ -1108,43 +1002,7 @@
           <w:szCs w:val="24"/>
           <w:lang w:val="it-IT"/>
         </w:rPr>
-        <w:t>p</w:t>
-      </w:r>
-      <w:r>
-        <w:rPr>
-          <w:rFonts w:ascii="Aptos" w:hAnsi="Aptos" w:eastAsia="Aptos" w:cs="Aptos"/>
-          <w:b w:val="1"/>
-          <w:bCs w:val="1"/>
-          <w:noProof w:val="0"/>
-          <w:sz w:val="24"/>
-          <w:szCs w:val="24"/>
-          <w:lang w:val="it-IT"/>
-        </w:rPr>
-        <w:t>oss</w:t>
-      </w:r>
-      <w:r>
-        <w:rPr>
-          <w:rFonts w:ascii="Aptos" w:hAnsi="Aptos" w:eastAsia="Aptos" w:cs="Aptos"/>
-          <w:b w:val="1"/>
-          <w:bCs w:val="1"/>
-          <w:noProof w:val="0"/>
-          <w:sz w:val="24"/>
-          <w:szCs w:val="24"/>
-          <w:lang w:val="it-IT"/>
-        </w:rPr>
-        <w:t xml:space="preserve">iamo </w:t>
-      </w:r>
-      <w:r>
-        <w:rPr>
-          <w:rFonts w:ascii="Aptos" w:hAnsi="Aptos" w:eastAsia="Aptos" w:cs="Aptos"/>
-          <w:b w:val="1"/>
-          <w:bCs w:val="1"/>
-          <w:noProof w:val="0"/>
-          <w:sz w:val="24"/>
-          <w:szCs w:val="24"/>
-          <w:lang w:val="it-IT"/>
-        </w:rPr>
-        <w:t xml:space="preserve">usare la tabella </w:t>
+        <w:t xml:space="preserve">possiamo usare la tabella </w:t>
       </w:r>
       <w:r>
         <w:rPr>
@@ -1166,67 +1024,7 @@
           <w:szCs w:val="24"/>
           <w:lang w:val="it-IT"/>
         </w:rPr>
-        <w:t xml:space="preserve"> per gestire tutte l</w:t>
-      </w:r>
-      <w:r>
-        <w:rPr>
-          <w:rFonts w:ascii="Aptos" w:hAnsi="Aptos" w:eastAsia="Aptos" w:cs="Aptos"/>
-          <w:noProof w:val="0"/>
-          <w:sz w:val="24"/>
-          <w:szCs w:val="24"/>
-          <w:lang w:val="it-IT"/>
-        </w:rPr>
-        <w:t>e</w:t>
-      </w:r>
-      <w:r>
-        <w:rPr>
-          <w:rFonts w:ascii="Aptos" w:hAnsi="Aptos" w:eastAsia="Aptos" w:cs="Aptos"/>
-          <w:noProof w:val="0"/>
-          <w:sz w:val="24"/>
-          <w:szCs w:val="24"/>
-          <w:lang w:val="it-IT"/>
-        </w:rPr>
-        <w:t xml:space="preserve"> sedi</w:t>
-      </w:r>
-      <w:r>
-        <w:rPr>
-          <w:rFonts w:ascii="Aptos" w:hAnsi="Aptos" w:eastAsia="Aptos" w:cs="Aptos"/>
-          <w:noProof w:val="0"/>
-          <w:sz w:val="24"/>
-          <w:szCs w:val="24"/>
-          <w:lang w:val="it-IT"/>
-        </w:rPr>
-        <w:t xml:space="preserve">, senza bisogno di scrivere altro codice </w:t>
-      </w:r>
-      <w:r>
-        <w:rPr>
-          <w:rFonts w:ascii="Aptos" w:hAnsi="Aptos" w:eastAsia="Aptos" w:cs="Aptos"/>
-          <w:noProof w:val="0"/>
-          <w:sz w:val="24"/>
-          <w:szCs w:val="24"/>
-          <w:lang w:val="it-IT"/>
-        </w:rPr>
-        <w:t xml:space="preserve">per gestire </w:t>
-      </w:r>
-      <w:r>
-        <w:rPr>
-          <w:rFonts w:ascii="Aptos" w:hAnsi="Aptos" w:eastAsia="Aptos" w:cs="Aptos"/>
-          <w:noProof w:val="0"/>
-          <w:sz w:val="24"/>
-          <w:szCs w:val="24"/>
-          <w:lang w:val="it-IT"/>
-        </w:rPr>
-        <w:t>gli</w:t>
-      </w:r>
-      <w:r>
-        <w:rPr>
-          <w:rFonts w:ascii="Aptos" w:hAnsi="Aptos" w:eastAsia="Aptos" w:cs="Aptos"/>
-          <w:noProof w:val="0"/>
-          <w:sz w:val="24"/>
-          <w:szCs w:val="24"/>
-          <w:lang w:val="it-IT"/>
-        </w:rPr>
-        <w:t xml:space="preserve"> indirizzi.</w:t>
+        <w:t xml:space="preserve"> per gestire tutte le sedi, senza bisogno di scrivere altro codice per gestire gli indirizzi.</w:t>
       </w:r>
     </w:p>
     <w:p xmlns:wp14="http://schemas.microsoft.com/office/word/2010/wordml" wp14:paraId="677EEDDE" wp14:textId="04626666">
@@ -1265,27 +1063,7 @@
           <w:szCs w:val="24"/>
           <w:lang w:val="it-IT"/>
         </w:rPr>
-        <w:t xml:space="preserve"> La PEC, la Partita IVA, il Codice Fiscale e </w:t>
-      </w:r>
-      <w:r>
-        <w:rPr>
-          <w:rFonts w:ascii="Aptos" w:hAnsi="Aptos" w:eastAsia="Aptos" w:cs="Aptos"/>
-          <w:noProof w:val="0"/>
-          <w:sz w:val="24"/>
-          <w:szCs w:val="24"/>
-          <w:lang w:val="it-IT"/>
-        </w:rPr>
-        <w:t>l’i</w:t>
-      </w:r>
-      <w:r>
-        <w:rPr>
-          <w:rFonts w:ascii="Aptos" w:hAnsi="Aptos" w:eastAsia="Aptos" w:cs="Aptos"/>
-          <w:noProof w:val="0"/>
-          <w:sz w:val="24"/>
-          <w:szCs w:val="24"/>
-          <w:lang w:val="it-IT"/>
-        </w:rPr>
-        <w:t>indirizzo sono già formattati nel modo corretto perché usano i campi standard del database.</w:t>
+        <w:t xml:space="preserve"> La PEC, la Partita IVA, il Codice Fiscale e l’iindirizzo sono già formattati nel modo corretto perché usano i campi standard del database.</w:t>
       </w:r>
     </w:p>
     <w:p xmlns:wp14="http://schemas.microsoft.com/office/word/2010/wordml" wp14:paraId="5818FC13" wp14:textId="00329786">
@@ -1324,71 +1102,19 @@
           <w:szCs w:val="24"/>
           <w:lang w:val="it-IT"/>
         </w:rPr>
-        <w:t xml:space="preserve"> Se un domani </w:t>
-      </w:r>
-      <w:r>
-        <w:rPr>
-          <w:rFonts w:ascii="Aptos" w:hAnsi="Aptos" w:eastAsia="Aptos" w:cs="Aptos"/>
-          <w:noProof w:val="0"/>
-          <w:sz w:val="24"/>
-          <w:szCs w:val="24"/>
-          <w:lang w:val="it-IT"/>
-        </w:rPr>
-        <w:t>Gemina</w:t>
-      </w:r>
-      <w:r>
-        <w:rPr>
-          <w:rFonts w:ascii="Aptos" w:hAnsi="Aptos" w:eastAsia="Aptos" w:cs="Aptos"/>
-          <w:noProof w:val="0"/>
-          <w:sz w:val="24"/>
-          <w:szCs w:val="24"/>
-          <w:lang w:val="it-IT"/>
-        </w:rPr>
-        <w:t xml:space="preserve"> (o </w:t>
-      </w:r>
-      <w:r>
-        <w:rPr>
-          <w:rFonts w:ascii="Aptos" w:hAnsi="Aptos" w:eastAsia="Aptos" w:cs="Aptos"/>
-          <w:noProof w:val="0"/>
-          <w:sz w:val="24"/>
-          <w:szCs w:val="24"/>
-          <w:lang w:val="it-IT"/>
-        </w:rPr>
-        <w:t xml:space="preserve">chiunque usa l’app) ha </w:t>
-      </w:r>
-      <w:r>
-        <w:rPr>
-          <w:rFonts w:ascii="Aptos" w:hAnsi="Aptos" w:eastAsia="Aptos" w:cs="Aptos"/>
-          <w:noProof w:val="0"/>
-          <w:sz w:val="24"/>
-          <w:szCs w:val="24"/>
-          <w:lang w:val="it-IT"/>
-        </w:rPr>
-        <w:t xml:space="preserve">due società (es. </w:t>
-      </w:r>
-      <w:r>
-        <w:rPr>
-          <w:rFonts w:ascii="Aptos" w:hAnsi="Aptos" w:eastAsia="Aptos" w:cs="Aptos"/>
-          <w:i w:val="1"/>
-          <w:iCs w:val="1"/>
-          <w:noProof w:val="0"/>
-          <w:sz w:val="24"/>
-          <w:szCs w:val="24"/>
-          <w:lang w:val="it-IT"/>
-        </w:rPr>
-        <w:t xml:space="preserve">Holding </w:t>
-      </w:r>
-      <w:r>
-        <w:rPr>
-          <w:rFonts w:ascii="Aptos" w:hAnsi="Aptos" w:eastAsia="Aptos" w:cs="Aptos"/>
-          <w:i w:val="1"/>
-          <w:iCs w:val="1"/>
-          <w:noProof w:val="0"/>
-          <w:sz w:val="24"/>
-          <w:szCs w:val="24"/>
-          <w:lang w:val="it-IT"/>
-        </w:rPr>
-        <w:t>Srl</w:t>
+        <w:t xml:space="preserve"> Se un domani Gemina (o chiunque usa l’app) ha due società (es. </w:t>
+      </w:r>
+      <w:r>
+        <w:rPr>
+          <w:rFonts w:ascii="Aptos" w:hAnsi="Aptos" w:eastAsia="Aptos" w:cs="Aptos"/>
+          <w:i w:val="1"/>
+          <w:iCs w:val="1"/>
+          <w:noProof w:val="0"/>
+          <w:sz w:val="24"/>
+          <w:szCs w:val="24"/>
+          <w:lang w:val="it-IT"/>
+        </w:rPr>
+        <w:t>Holding Srl</w:t>
       </w:r>
       <w:r>
         <w:rPr>
@@ -1410,19 +1136,7 @@
           <w:szCs w:val="24"/>
           <w:lang w:val="it-IT"/>
         </w:rPr>
-        <w:t xml:space="preserve">Operativa </w:t>
-      </w:r>
-      <w:r>
-        <w:rPr>
-          <w:rFonts w:ascii="Aptos" w:hAnsi="Aptos" w:eastAsia="Aptos" w:cs="Aptos"/>
-          <w:i w:val="1"/>
-          <w:iCs w:val="1"/>
-          <w:noProof w:val="0"/>
-          <w:sz w:val="24"/>
-          <w:szCs w:val="24"/>
-          <w:lang w:val="it-IT"/>
-        </w:rPr>
-        <w:t>Srl</w:t>
+        <w:t>Operativa Srl</w:t>
       </w:r>
       <w:r>
         <w:rPr>
@@ -1456,27 +1170,7 @@
           <w:szCs w:val="24"/>
           <w:lang w:val="it-IT"/>
         </w:rPr>
-        <w:t>Ora che</w:t>
-      </w:r>
-      <w:r>
-        <w:rPr>
-          <w:rFonts w:ascii="Aptos" w:hAnsi="Aptos" w:eastAsia="Aptos" w:cs="Aptos"/>
-          <w:noProof w:val="0"/>
-          <w:sz w:val="24"/>
-          <w:szCs w:val="24"/>
-          <w:lang w:val="it-IT"/>
-        </w:rPr>
-        <w:t xml:space="preserve"> abbiamo</w:t>
-      </w:r>
-      <w:r>
-        <w:rPr>
-          <w:rFonts w:ascii="Aptos" w:hAnsi="Aptos" w:eastAsia="Aptos" w:cs="Aptos"/>
-          <w:noProof w:val="0"/>
-          <w:sz w:val="24"/>
-          <w:szCs w:val="24"/>
-          <w:lang w:val="it-IT"/>
-        </w:rPr>
-        <w:t xml:space="preserve"> questa struttura, vediamo come l'ERP gestisce i documenti commerciali (preventivi e ordini).</w:t>
+        <w:t>Ora che abbiamo questa struttura, vediamo come l'ERP gestisce i documenti commerciali (preventivi e ordini).</w:t>
       </w:r>
     </w:p>
     <w:p xmlns:wp14="http://schemas.microsoft.com/office/word/2010/wordml" wp14:paraId="05A7A00F" wp14:textId="528F14DC">
@@ -1732,17 +1426,7 @@
           <w:szCs w:val="24"/>
           <w:lang w:val="it-IT"/>
         </w:rPr>
-        <w:t>Scenario</w:t>
-      </w:r>
-      <w:r>
-        <w:rPr>
-          <w:rFonts w:ascii="Aptos" w:hAnsi="Aptos" w:eastAsia="Aptos" w:cs="Aptos"/>
-          <w:noProof w:val="0"/>
-          <w:sz w:val="24"/>
-          <w:szCs w:val="24"/>
-          <w:lang w:val="it-IT"/>
-        </w:rPr>
-        <w:t xml:space="preserve"> B: Ordine di Acquisto (Tu compri da un fornitore)</w:t>
+        <w:t>Scenario B: Ordine di Acquisto (Tu compri da un fornitore)</w:t>
       </w:r>
     </w:p>
     <w:p xmlns:wp14="http://schemas.microsoft.com/office/word/2010/wordml" wp14:paraId="6F6B8123" wp14:textId="72EA1823">
@@ -1955,6 +1639,161 @@
           <w:lang w:val="it-IT"/>
         </w:rPr>
         <w:t xml:space="preserve"> della tua azienda interna.</w:t>
+      </w:r>
+    </w:p>
+    <w:p xmlns:wp14="http://schemas.microsoft.com/office/word/2010/wordml" wp14:paraId="00000101" wp14:textId="00000101">
+      <w:pPr>
+        <w:rPr>
+          <w:rFonts w:ascii="Aptos" w:hAnsi="Aptos" w:eastAsia="Aptos" w:cs="Aptos"/>
+          <w:b/>
+          <w:bCs/>
+          <w:sz w:val="24"/>
+          <w:szCs w:val="24"/>
+          <w:lang w:val="it-IT"/>
+        </w:rPr>
+      </w:pPr>
+      <w:r>
+        <w:rPr>
+          <w:rFonts w:ascii="Aptos" w:hAnsi="Aptos" w:eastAsia="Aptos" w:cs="Aptos"/>
+          <w:b/>
+          <w:bCs/>
+          <w:sz w:val="24"/>
+          <w:szCs w:val="24"/>
+          <w:lang w:val="it-IT"/>
+        </w:rPr>
+        <w:t>✅ STATO ATTUALE VERIFICATO — nessun suggerimento automatico dell'indirizzo di consegna nella RFQ (10/07/2026)</w:t>
+      </w:r>
+    </w:p>
+    <w:p xmlns:wp14="http://schemas.microsoft.com/office/word/2010/wordml" wp14:paraId="00000102" wp14:textId="00000102">
+      <w:pPr>
+        <w:rPr>
+          <w:rFonts w:ascii="Aptos" w:hAnsi="Aptos" w:eastAsia="Aptos" w:cs="Aptos"/>
+          <w:sz w:val="24"/>
+          <w:szCs w:val="24"/>
+          <w:lang w:val="it-IT"/>
+        </w:rPr>
+      </w:pPr>
+      <w:r>
+        <w:rPr>
+          <w:rFonts w:ascii="Aptos" w:hAnsi="Aptos" w:eastAsia="Aptos" w:cs="Aptos"/>
+          <w:b/>
+          <w:bCs/>
+          <w:sz w:val="24"/>
+          <w:szCs w:val="24"/>
+          <w:lang w:val="it-IT"/>
+        </w:rPr>
+        <w:t xml:space="preserve">Cosa fa oggi l'ERP. </w:t>
+      </w:r>
+      <w:r>
+        <w:rPr>
+          <w:rFonts w:ascii="Aptos" w:hAnsi="Aptos" w:eastAsia="Aptos" w:cs="Aptos"/>
+          <w:sz w:val="24"/>
+          <w:szCs w:val="24"/>
+          <w:lang w:val="it-IT"/>
+        </w:rPr>
+        <w:t>Il paragrafo qui sopra descrive cosa dovrebbe succedere, ma verificato nel codice reale (</w:t>
+      </w:r>
+      <w:r>
+        <w:rPr>
+          <w:rFonts w:ascii="Consolas" w:hAnsi="Consolas" w:eastAsia="Consolas" w:cs="Consolas"/>
+          <w:sz w:val="24"/>
+          <w:szCs w:val="24"/>
+          <w:lang w:val="it-IT"/>
+        </w:rPr>
+        <w:t>includes/purchases_rfq.php</w:t>
+      </w:r>
+      <w:r>
+        <w:rPr>
+          <w:rFonts w:ascii="Aptos" w:hAnsi="Aptos" w:eastAsia="Aptos" w:cs="Aptos"/>
+          <w:sz w:val="24"/>
+          <w:szCs w:val="24"/>
+          <w:lang w:val="it-IT"/>
+        </w:rPr>
+        <w:t xml:space="preserve"> e </w:t>
+      </w:r>
+      <w:r>
+        <w:rPr>
+          <w:rFonts w:ascii="Consolas" w:hAnsi="Consolas" w:eastAsia="Consolas" w:cs="Consolas"/>
+          <w:sz w:val="24"/>
+          <w:szCs w:val="24"/>
+          <w:lang w:val="it-IT"/>
+        </w:rPr>
+        <w:t>app/Controllers/RfqController.php</w:t>
+      </w:r>
+      <w:r>
+        <w:rPr>
+          <w:rFonts w:ascii="Aptos" w:hAnsi="Aptos" w:eastAsia="Aptos" w:cs="Aptos"/>
+          <w:sz w:val="24"/>
+          <w:szCs w:val="24"/>
+          <w:lang w:val="it-IT"/>
+        </w:rPr>
+        <w:t>), oggi questo non è implementato per l'ordine d'acquisto/RFQ. L'utente sceglie l'indirizzo di consegna manualmente da un menu a tendina che elenca tutti gli indirizzi disponibili in anagrafica per l'azienda interna, senza che nessuno venga preselezionato o evidenziato in base al proprio tipo (</w:t>
+      </w:r>
+      <w:r>
+        <w:rPr>
+          <w:rFonts w:ascii="Consolas" w:hAnsi="Consolas" w:eastAsia="Consolas" w:cs="Consolas"/>
+          <w:sz w:val="24"/>
+          <w:szCs w:val="24"/>
+          <w:lang w:val="it-IT"/>
+        </w:rPr>
+        <w:t>magazzino</w:t>
+      </w:r>
+      <w:r>
+        <w:rPr>
+          <w:rFonts w:ascii="Aptos" w:hAnsi="Aptos" w:eastAsia="Aptos" w:cs="Aptos"/>
+          <w:sz w:val="24"/>
+          <w:szCs w:val="24"/>
+          <w:lang w:val="it-IT"/>
+        </w:rPr>
+        <w:t xml:space="preserve"> o </w:t>
+      </w:r>
+      <w:r>
+        <w:rPr>
+          <w:rFonts w:ascii="Consolas" w:hAnsi="Consolas" w:eastAsia="Consolas" w:cs="Consolas"/>
+          <w:sz w:val="24"/>
+          <w:szCs w:val="24"/>
+          <w:lang w:val="it-IT"/>
+        </w:rPr>
+        <w:t>sede_operativa</w:t>
+      </w:r>
+      <w:r>
+        <w:rPr>
+          <w:rFonts w:ascii="Aptos" w:hAnsi="Aptos" w:eastAsia="Aptos" w:cs="Aptos"/>
+          <w:sz w:val="24"/>
+          <w:szCs w:val="24"/>
+          <w:lang w:val="it-IT"/>
+        </w:rPr>
+        <w:t>). L'utente deve individuarlo da solo ogni volta, tra tutti gli indirizzi dell'azienda interna presenti in anagrafica.</w:t>
+      </w:r>
+    </w:p>
+    <w:p xmlns:wp14="http://schemas.microsoft.com/office/word/2010/wordml" wp14:paraId="00000103" wp14:textId="00000103">
+      <w:pPr>
+        <w:rPr>
+          <w:rFonts w:ascii="Aptos" w:hAnsi="Aptos" w:eastAsia="Aptos" w:cs="Aptos"/>
+          <w:sz w:val="24"/>
+          <w:szCs w:val="24"/>
+          <w:lang w:val="it-IT"/>
+        </w:rPr>
+      </w:pPr>
+      <w:r>
+        <w:rPr>
+          <w:rFonts w:ascii="Aptos" w:hAnsi="Aptos" w:eastAsia="Aptos" w:cs="Aptos"/>
+          <w:b/>
+          <w:bCs/>
+          <w:sz w:val="24"/>
+          <w:szCs w:val="24"/>
+          <w:lang w:val="it-IT"/>
+        </w:rPr>
+        <w:t xml:space="preserve">📌 Nota per il futuro. </w:t>
+      </w:r>
+      <w:r>
+        <w:rPr>
+          <w:rFonts w:ascii="Aptos" w:hAnsi="Aptos" w:eastAsia="Aptos" w:cs="Aptos"/>
+          <w:sz w:val="24"/>
+          <w:szCs w:val="24"/>
+          <w:lang w:val="it-IT"/>
+        </w:rPr>
+        <w:t>l'idea descritta sopra resta valida e vale la pena implementarla: si potrà far sì che l'ERP proponga automaticamente all'utente l'indirizzo giusto, scegliendolo tra quelli con tipo = ‘magazzino’ o tipo = ‘sede_operativa’ — cioè un default intelligente, senza che l'utente debba cercarlo a mano. Non è ancora stato fatto; è un miglioramento da pianificare, non un comportamento già presente nell'ERP.</w:t>
       </w:r>
     </w:p>
     <w:p xmlns:wp14="http://schemas.microsoft.com/office/word/2010/wordml" wp14:paraId="5C3E3E14" wp14:textId="79C98887">
